--- a/klagomål/A 2173-2026 FSC-klagomål.docx
+++ b/klagomål/A 2173-2026 FSC-klagomål.docx
@@ -905,7 +905,7 @@
     <w:r>
       <w:tab/>
       <w:tab/>
-      <w:t>2026-09-14</w:t>
+      <w:t>2026-09-15</w:t>
       <w:br/>
       <w:br/>
     </w:r>

--- a/klagomål/A 2173-2026 FSC-klagomål.docx
+++ b/klagomål/A 2173-2026 FSC-klagomål.docx
@@ -905,7 +905,7 @@
     <w:r>
       <w:tab/>
       <w:tab/>
-      <w:t>2026-09-15</w:t>
+      <w:t>2026-09-16</w:t>
       <w:br/>
       <w:br/>
     </w:r>

--- a/klagomål/A 2173-2026 FSC-klagomål.docx
+++ b/klagomål/A 2173-2026 FSC-klagomål.docx
@@ -905,7 +905,7 @@
     <w:r>
       <w:tab/>
       <w:tab/>
-      <w:t>2026-09-16</w:t>
+      <w:t>2026-09-17</w:t>
       <w:br/>
       <w:br/>
     </w:r>

--- a/klagomål/A 2173-2026 FSC-klagomål.docx
+++ b/klagomål/A 2173-2026 FSC-klagomål.docx
@@ -905,7 +905,7 @@
     <w:r>
       <w:tab/>
       <w:tab/>
-      <w:t>2026-09-17</w:t>
+      <w:t>2026-09-18</w:t>
       <w:br/>
       <w:br/>
     </w:r>

--- a/klagomål/A 2173-2026 FSC-klagomål.docx
+++ b/klagomål/A 2173-2026 FSC-klagomål.docx
@@ -905,7 +905,7 @@
     <w:r>
       <w:tab/>
       <w:tab/>
-      <w:t>2026-09-18</w:t>
+      <w:t>2026-09-19</w:t>
       <w:br/>
       <w:br/>
     </w:r>

--- a/klagomål/A 2173-2026 FSC-klagomål.docx
+++ b/klagomål/A 2173-2026 FSC-klagomål.docx
@@ -905,7 +905,7 @@
     <w:r>
       <w:tab/>
       <w:tab/>
-      <w:t>2026-09-19</w:t>
+      <w:t>2026-09-21</w:t>
       <w:br/>
       <w:br/>
     </w:r>

--- a/klagomål/A 2173-2026 FSC-klagomål.docx
+++ b/klagomål/A 2173-2026 FSC-klagomål.docx
@@ -905,7 +905,7 @@
     <w:r>
       <w:tab/>
       <w:tab/>
-      <w:t>2026-09-21</w:t>
+      <w:t>2026-09-23</w:t>
       <w:br/>
       <w:br/>
     </w:r>

--- a/klagomål/A 2173-2026 FSC-klagomål.docx
+++ b/klagomål/A 2173-2026 FSC-klagomål.docx
@@ -905,7 +905,7 @@
     <w:r>
       <w:tab/>
       <w:tab/>
-      <w:t>2026-09-23</w:t>
+      <w:t>2026-09-24</w:t>
       <w:br/>
       <w:br/>
     </w:r>

--- a/klagomål/A 2173-2026 FSC-klagomål.docx
+++ b/klagomål/A 2173-2026 FSC-klagomål.docx
@@ -905,7 +905,7 @@
     <w:r>
       <w:tab/>
       <w:tab/>
-      <w:t>2026-09-24</w:t>
+      <w:t>2026-09-25</w:t>
       <w:br/>
       <w:br/>
     </w:r>

--- a/klagomål/A 2173-2026 FSC-klagomål.docx
+++ b/klagomål/A 2173-2026 FSC-klagomål.docx
@@ -905,7 +905,7 @@
     <w:r>
       <w:tab/>
       <w:tab/>
-      <w:t>2026-09-25</w:t>
+      <w:t>2026-09-26</w:t>
       <w:br/>
       <w:br/>
     </w:r>

--- a/klagomål/A 2173-2026 FSC-klagomål.docx
+++ b/klagomål/A 2173-2026 FSC-klagomål.docx
@@ -905,7 +905,7 @@
     <w:r>
       <w:tab/>
       <w:tab/>
-      <w:t>2026-09-26</w:t>
+      <w:t>2026-09-27</w:t>
       <w:br/>
       <w:br/>
     </w:r>

--- a/klagomål/A 2173-2026 FSC-klagomål.docx
+++ b/klagomål/A 2173-2026 FSC-klagomål.docx
@@ -905,7 +905,7 @@
     <w:r>
       <w:tab/>
       <w:tab/>
-      <w:t>2026-09-27</w:t>
+      <w:t>2026-09-28</w:t>
       <w:br/>
       <w:br/>
     </w:r>

--- a/klagomål/A 2173-2026 FSC-klagomål.docx
+++ b/klagomål/A 2173-2026 FSC-klagomål.docx
@@ -905,7 +905,7 @@
     <w:r>
       <w:tab/>
       <w:tab/>
-      <w:t>2026-09-28</w:t>
+      <w:t>2026-09-29</w:t>
       <w:br/>
       <w:br/>
     </w:r>

--- a/klagomål/A 2173-2026 FSC-klagomål.docx
+++ b/klagomål/A 2173-2026 FSC-klagomål.docx
@@ -905,7 +905,7 @@
     <w:r>
       <w:tab/>
       <w:tab/>
-      <w:t>2026-09-29</w:t>
+      <w:t>2026-09-30</w:t>
       <w:br/>
       <w:br/>
     </w:r>

--- a/klagomål/A 2173-2026 FSC-klagomål.docx
+++ b/klagomål/A 2173-2026 FSC-klagomål.docx
@@ -905,7 +905,7 @@
     <w:r>
       <w:tab/>
       <w:tab/>
-      <w:t>2026-09-30</w:t>
+      <w:t>2026-10-01</w:t>
       <w:br/>
       <w:br/>
     </w:r>

--- a/klagomål/A 2173-2026 FSC-klagomål.docx
+++ b/klagomål/A 2173-2026 FSC-klagomål.docx
@@ -905,7 +905,7 @@
     <w:r>
       <w:tab/>
       <w:tab/>
-      <w:t>2026-10-01</w:t>
+      <w:t>2026-10-02</w:t>
       <w:br/>
       <w:br/>
     </w:r>

--- a/klagomål/A 2173-2026 FSC-klagomål.docx
+++ b/klagomål/A 2173-2026 FSC-klagomål.docx
@@ -905,7 +905,7 @@
     <w:r>
       <w:tab/>
       <w:tab/>
-      <w:t>2026-10-02</w:t>
+      <w:t>2026-10-03</w:t>
       <w:br/>
       <w:br/>
     </w:r>

--- a/klagomål/A 2173-2026 FSC-klagomål.docx
+++ b/klagomål/A 2173-2026 FSC-klagomål.docx
@@ -905,7 +905,7 @@
     <w:r>
       <w:tab/>
       <w:tab/>
-      <w:t>2026-10-03</w:t>
+      <w:t>2026-10-04</w:t>
       <w:br/>
       <w:br/>
     </w:r>

--- a/klagomål/A 2173-2026 FSC-klagomål.docx
+++ b/klagomål/A 2173-2026 FSC-klagomål.docx
@@ -905,7 +905,7 @@
     <w:r>
       <w:tab/>
       <w:tab/>
-      <w:t>2026-10-04</w:t>
+      <w:t>2026-10-05</w:t>
       <w:br/>
       <w:br/>
     </w:r>

--- a/klagomål/A 2173-2026 FSC-klagomål.docx
+++ b/klagomål/A 2173-2026 FSC-klagomål.docx
@@ -905,7 +905,7 @@
     <w:r>
       <w:tab/>
       <w:tab/>
-      <w:t>2026-10-05</w:t>
+      <w:t>2026-10-06</w:t>
       <w:br/>
       <w:br/>
     </w:r>

--- a/klagomål/A 2173-2026 FSC-klagomål.docx
+++ b/klagomål/A 2173-2026 FSC-klagomål.docx
@@ -905,7 +905,7 @@
     <w:r>
       <w:tab/>
       <w:tab/>
-      <w:t>2026-10-06</w:t>
+      <w:t>2026-10-07</w:t>
       <w:br/>
       <w:br/>
     </w:r>

--- a/klagomål/A 2173-2026 FSC-klagomål.docx
+++ b/klagomål/A 2173-2026 FSC-klagomål.docx
@@ -905,7 +905,7 @@
     <w:r>
       <w:tab/>
       <w:tab/>
-      <w:t>2026-10-07</w:t>
+      <w:t>2026-10-08</w:t>
       <w:br/>
       <w:br/>
     </w:r>

--- a/klagomål/A 2173-2026 FSC-klagomål.docx
+++ b/klagomål/A 2173-2026 FSC-klagomål.docx
@@ -905,7 +905,7 @@
     <w:r>
       <w:tab/>
       <w:tab/>
-      <w:t>2026-10-08</w:t>
+      <w:t>2026-10-09</w:t>
       <w:br/>
       <w:br/>
     </w:r>

--- a/klagomål/A 2173-2026 FSC-klagomål.docx
+++ b/klagomål/A 2173-2026 FSC-klagomål.docx
@@ -905,7 +905,7 @@
     <w:r>
       <w:tab/>
       <w:tab/>
-      <w:t>2026-10-09</w:t>
+      <w:t>2026-10-10</w:t>
       <w:br/>
       <w:br/>
     </w:r>

--- a/klagomål/A 2173-2026 FSC-klagomål.docx
+++ b/klagomål/A 2173-2026 FSC-klagomål.docx
@@ -905,7 +905,7 @@
     <w:r>
       <w:tab/>
       <w:tab/>
-      <w:t>2026-10-10</w:t>
+      <w:t>2026-10-11</w:t>
       <w:br/>
       <w:br/>
     </w:r>

--- a/klagomål/A 2173-2026 FSC-klagomål.docx
+++ b/klagomål/A 2173-2026 FSC-klagomål.docx
@@ -905,7 +905,7 @@
     <w:r>
       <w:tab/>
       <w:tab/>
-      <w:t>2026-10-11</w:t>
+      <w:t>2026-10-12</w:t>
       <w:br/>
       <w:br/>
     </w:r>

--- a/klagomål/A 2173-2026 FSC-klagomål.docx
+++ b/klagomål/A 2173-2026 FSC-klagomål.docx
@@ -905,7 +905,7 @@
     <w:r>
       <w:tab/>
       <w:tab/>
-      <w:t>2026-10-12</w:t>
+      <w:t>2026-10-13</w:t>
       <w:br/>
       <w:br/>
     </w:r>

--- a/klagomål/A 2173-2026 FSC-klagomål.docx
+++ b/klagomål/A 2173-2026 FSC-klagomål.docx
@@ -905,7 +905,7 @@
     <w:r>
       <w:tab/>
       <w:tab/>
-      <w:t>2026-10-13</w:t>
+      <w:t>2026-10-14</w:t>
       <w:br/>
       <w:br/>
     </w:r>

--- a/klagomål/A 2173-2026 FSC-klagomål.docx
+++ b/klagomål/A 2173-2026 FSC-klagomål.docx
@@ -905,7 +905,7 @@
     <w:r>
       <w:tab/>
       <w:tab/>
-      <w:t>2026-10-14</w:t>
+      <w:t>2026-10-15</w:t>
       <w:br/>
       <w:br/>
     </w:r>

--- a/klagomål/A 2173-2026 FSC-klagomål.docx
+++ b/klagomål/A 2173-2026 FSC-klagomål.docx
@@ -905,7 +905,7 @@
     <w:r>
       <w:tab/>
       <w:tab/>
-      <w:t>2026-10-15</w:t>
+      <w:t>2026-10-16</w:t>
       <w:br/>
       <w:br/>
     </w:r>

--- a/klagomål/A 2173-2026 FSC-klagomål.docx
+++ b/klagomål/A 2173-2026 FSC-klagomål.docx
@@ -905,7 +905,7 @@
     <w:r>
       <w:tab/>
       <w:tab/>
-      <w:t>2026-10-16</w:t>
+      <w:t>2026-10-17</w:t>
       <w:br/>
       <w:br/>
     </w:r>

--- a/klagomål/A 2173-2026 FSC-klagomål.docx
+++ b/klagomål/A 2173-2026 FSC-klagomål.docx
@@ -905,7 +905,7 @@
     <w:r>
       <w:tab/>
       <w:tab/>
-      <w:t>2026-10-17</w:t>
+      <w:t>2026-10-18</w:t>
       <w:br/>
       <w:br/>
     </w:r>

--- a/klagomål/A 2173-2026 FSC-klagomål.docx
+++ b/klagomål/A 2173-2026 FSC-klagomål.docx
@@ -905,7 +905,7 @@
     <w:r>
       <w:tab/>
       <w:tab/>
-      <w:t>2026-10-18</w:t>
+      <w:t>2026-10-19</w:t>
       <w:br/>
       <w:br/>
     </w:r>

--- a/klagomål/A 2173-2026 FSC-klagomål.docx
+++ b/klagomål/A 2173-2026 FSC-klagomål.docx
@@ -905,7 +905,7 @@
     <w:r>
       <w:tab/>
       <w:tab/>
-      <w:t>2026-10-19</w:t>
+      <w:t>2026-10-20</w:t>
       <w:br/>
       <w:br/>
     </w:r>

--- a/klagomål/A 2173-2026 FSC-klagomål.docx
+++ b/klagomål/A 2173-2026 FSC-klagomål.docx
@@ -178,7 +178,7 @@
       <w:r>
         <w:drawing>
           <wp:inline xmlns:a="http://schemas.openxmlformats.org/drawingml/2006/main" xmlns:pic="http://schemas.openxmlformats.org/drawingml/2006/picture">
-            <wp:extent cx="5343869" cy="5724000"/>
+            <wp:extent cx="5342155" cy="5724000"/>
             <wp:docPr id="1" name="Picture 1"/>
             <wp:cNvGraphicFramePr>
               <a:graphicFrameLocks noChangeAspect="1"/>
@@ -199,7 +199,7 @@
                   <pic:spPr>
                     <a:xfrm>
                       <a:off x="0" y="0"/>
-                      <a:ext cx="5343869" cy="5724000"/>
+                      <a:ext cx="5342155" cy="5724000"/>
                     </a:xfrm>
                     <a:prstGeom prst="rect"/>
                   </pic:spPr>
@@ -216,12 +216,12 @@
         <w:spacing w:after="240"/>
       </w:pPr>
       <w:r>
-        <w:t>Figur 1. Fyndplatser för naturvårdsarter inom 8 meter från avverkningsanmälan. Markörer utan svart kant är placerade på fyndplatsen. Markörer med svart kant är placerade vid sidan av fyndplatsen och har ett svart streck som visar fyndplatsens exakta position. Kartans mittpunktskoordinat är N 6978820, E 583831 i SWEREF 99 TM.</w:t>
+        <w:t>Figur 1. Fyndplatser för naturvårdsarter i och inom 8 meter från avverkningsanmälan. Markörer utan svart kant är placerade på fyndplatsen. Markörer med svart kant är placerade vid sidan av fyndplatsen och har ett svart streck som visar fyndplatsens exakta position. Kartans mittpunktskoordinat är N 6978820, E 583831 i SWEREF 99 TM.</w:t>
       </w:r>
     </w:p>
     <w:p>
       <w:r>
-        <w:t>Inom 8 meter från avverkningsanmälan finns fynd av 3 naturvårdsarter, varav 1 är rödlistad, 3 är typiska (T) och 2 är signalarter (S): lunglav (NT, T), korallblylav (S, T) och stuplav (S, T). Se Figur 1.</w:t>
+        <w:t>I och inom 8 meter från avverkningsanmälan finns fynd av 6 naturvårdsarter, varav 3 är rödlistade, 6 är typiska (T) och 3 är signalarter (S): lunglav (NT, T), skrovellav (NT, T), vedtrappmossa (NT, T), bårdlav (S, T), korallblylav (S, T) och stuplav (S, T). Se Figur 1.</w:t>
       </w:r>
     </w:p>
     <w:p>
@@ -308,6 +308,120 @@
         <w:rPr>
           <w:b/>
         </w:rPr>
+        <w:t>Skrovellav (NT)</w:t>
+      </w:r>
+      <w:r>
+        <w:t xml:space="preserve"> växer på gamla lövträd och på klippor i gamla skogar med hög och jämn luftfuktighet. Slutavverkning av kontinuitetsskog utgör det största hotet och lavens fortsatta förekomst bör säkerställas genom att lokaler med äldre skog skyddas. I områden med mycket hög luftfuktighet kan man på bålen av skrovellav finna de sällsynta parasitsvamparna skrovellavsknapp (EN), </w:t>
+      </w:r>
+      <w:r>
+        <w:rPr>
+          <w:i/>
+        </w:rPr>
+        <w:t>Catillaria lobariicola</w:t>
+      </w:r>
+      <w:r>
+        <w:t xml:space="preserve"> (VU) och </w:t>
+      </w:r>
+      <w:r>
+        <w:rPr>
+          <w:i/>
+        </w:rPr>
+        <w:t>Merismatium lobariae</w:t>
+      </w:r>
+      <w:r>
+        <w:t xml:space="preserve"> (DD). Skrovellav är typisk art för </w:t>
+      </w:r>
+      <w:r>
+        <w:rPr>
+          <w:i/>
+        </w:rPr>
+        <w:t xml:space="preserve">9010 Taiga, 9020 Nordlig ädellövskog, 9040 Fjällbjörkskog, 9070 Trädklädd betesmark, 9160 Näringsrik ekskog, 9180 Ädellövskog i branter, 9190 Näringsfattig ekskog, 8210 Kalkbranter </w:t>
+      </w:r>
+      <w:r>
+        <w:t xml:space="preserve">och </w:t>
+      </w:r>
+      <w:r>
+        <w:rPr>
+          <w:i/>
+        </w:rPr>
+        <w:t>6530 Lövängar</w:t>
+      </w:r>
+      <w:r>
+        <w:t xml:space="preserve"> (SLU Artdatabanken, 2026; Nitare &amp; Skogsstyrelsen, 2019).</w:t>
+      </w:r>
+    </w:p>
+    <w:p>
+      <w:r>
+        <w:rPr>
+          <w:b/>
+        </w:rPr>
+        <w:t xml:space="preserve">Vedtrappmossa (NT) </w:t>
+      </w:r>
+      <w:r>
+        <w:t xml:space="preserve">växer på död ved, främst i gammal granskog. Den förekommer knappast alls i fjällnära barrskogar utan finns i skogslandskapet nedom fjällen och framför allt i landets södra delar är den en mycket bra signalart för barrnaturskog med höga naturvärden. Skogsavverkning och brist på grov död ved i skogen är de allvarligaste hoten och den överlever inte kalhyggesbruk. Lokaler med sluten granskog, tillräckligt stora för att säkerställa ett kontinuerligt tillskott på grova lågor, bör undantas från storskaligt skogsbruk. Vedtrappmossa är typisk art för </w:t>
+      </w:r>
+      <w:r>
+        <w:rPr>
+          <w:i/>
+        </w:rPr>
+        <w:t>9010 Taiga</w:t>
+      </w:r>
+      <w:r>
+        <w:t xml:space="preserve"> (SLU Artdatabanken, 2024).</w:t>
+      </w:r>
+    </w:p>
+    <w:p>
+      <w:r>
+        <w:rPr>
+          <w:b/>
+        </w:rPr>
+        <w:t>Bårdlav</w:t>
+      </w:r>
+      <w:r>
+        <w:t xml:space="preserve"> signalerar miljöer med höga naturvärden och på lokalerna finns vanligtvis många andra ovanliga och rödlistade arter. Den visar även på platser med hög och jämn luftfuktighet. På bårdlav och andra njurlavar (Nephroma) kan de sällsynta parasiterna </w:t>
+      </w:r>
+      <w:r>
+        <w:rPr>
+          <w:i/>
+        </w:rPr>
+        <w:t xml:space="preserve">Protounguicularia nephromatis </w:t>
+      </w:r>
+      <w:r>
+        <w:t xml:space="preserve">(VU) och </w:t>
+      </w:r>
+      <w:r>
+        <w:rPr>
+          <w:i/>
+        </w:rPr>
+        <w:t xml:space="preserve">Tremella nephromatis </w:t>
+      </w:r>
+      <w:r>
+        <w:t xml:space="preserve">(DD) påträffas. Bårdlav är typisk art för </w:t>
+      </w:r>
+      <w:r>
+        <w:rPr>
+          <w:i/>
+        </w:rPr>
+        <w:t xml:space="preserve">9010 Taiga, 9020 Nordlig ädellövskog, 9070 Trädklädd betesmark, 9110 Näringsfattig bokskog, 9160 Näringsrik ekskog, 9180 Ädellövskog i branter </w:t>
+      </w:r>
+      <w:r>
+        <w:t>och</w:t>
+      </w:r>
+      <w:r>
+        <w:rPr>
+          <w:i/>
+        </w:rPr>
+        <w:t xml:space="preserve"> 9190 Näringsfattig ekskog</w:t>
+      </w:r>
+      <w:r>
+        <w:t xml:space="preserve"> (SLU Artdatabanken, 2026; Nitare &amp; Skogsstyrelsen, 2019).</w:t>
+      </w:r>
+    </w:p>
+    <w:p>
+      <w:r>
+        <w:rPr>
+          <w:b/>
+        </w:rPr>
         <w:t>Korallblylav</w:t>
       </w:r>
       <w:r>
@@ -478,7 +592,7 @@
         <w:rPr>
           <w:i/>
         </w:rPr>
-        <w:t>I det avverkningsanmälda skogsområdet har 3 naturvårdsarter varav 1 rödlistade arter sina livsmiljöer och växtplatser.</w:t>
+        <w:t>I det avverkningsanmälda skogsområdet har 6 naturvårdsarter varav 3 rödlistade arter sina livsmiljöer och växtplatser.</w:t>
       </w:r>
     </w:p>
     <w:p>
@@ -905,7 +1019,7 @@
     <w:r>
       <w:tab/>
       <w:tab/>
-      <w:t>2026-10-20</w:t>
+      <w:t>2026-10-21</w:t>
       <w:br/>
       <w:br/>
     </w:r>

--- a/klagomål/A 2173-2026 FSC-klagomål.docx
+++ b/klagomål/A 2173-2026 FSC-klagomål.docx
@@ -1019,7 +1019,7 @@
     <w:r>
       <w:tab/>
       <w:tab/>
-      <w:t>2026-10-21</w:t>
+      <w:t>2026-10-22</w:t>
       <w:br/>
       <w:br/>
     </w:r>

--- a/klagomål/A 2173-2026 FSC-klagomål.docx
+++ b/klagomål/A 2173-2026 FSC-klagomål.docx
@@ -1019,7 +1019,7 @@
     <w:r>
       <w:tab/>
       <w:tab/>
-      <w:t>2026-10-22</w:t>
+      <w:t>2026-10-23</w:t>
       <w:br/>
       <w:br/>
     </w:r>

--- a/klagomål/A 2173-2026 FSC-klagomål.docx
+++ b/klagomål/A 2173-2026 FSC-klagomål.docx
@@ -1019,7 +1019,7 @@
     <w:r>
       <w:tab/>
       <w:tab/>
-      <w:t>2026-10-23</w:t>
+      <w:t>2026-10-24</w:t>
       <w:br/>
       <w:br/>
     </w:r>

--- a/klagomål/A 2173-2026 FSC-klagomål.docx
+++ b/klagomål/A 2173-2026 FSC-klagomål.docx
@@ -1019,7 +1019,7 @@
     <w:r>
       <w:tab/>
       <w:tab/>
-      <w:t>2026-10-24</w:t>
+      <w:t>2026-10-25</w:t>
       <w:br/>
       <w:br/>
     </w:r>

--- a/klagomål/A 2173-2026 FSC-klagomål.docx
+++ b/klagomål/A 2173-2026 FSC-klagomål.docx
@@ -1019,7 +1019,7 @@
     <w:r>
       <w:tab/>
       <w:tab/>
-      <w:t>2026-10-25</w:t>
+      <w:t>2026-10-26</w:t>
       <w:br/>
       <w:br/>
     </w:r>

--- a/klagomål/A 2173-2026 FSC-klagomål.docx
+++ b/klagomål/A 2173-2026 FSC-klagomål.docx
@@ -1019,7 +1019,7 @@
     <w:r>
       <w:tab/>
       <w:tab/>
-      <w:t>2026-10-26</w:t>
+      <w:t>2026-10-27</w:t>
       <w:br/>
       <w:br/>
     </w:r>

--- a/klagomål/A 2173-2026 FSC-klagomål.docx
+++ b/klagomål/A 2173-2026 FSC-klagomål.docx
@@ -1019,7 +1019,7 @@
     <w:r>
       <w:tab/>
       <w:tab/>
-      <w:t>2026-10-27</w:t>
+      <w:t>2026-10-28</w:t>
       <w:br/>
       <w:br/>
     </w:r>

--- a/klagomål/A 2173-2026 FSC-klagomål.docx
+++ b/klagomål/A 2173-2026 FSC-klagomål.docx
@@ -1019,7 +1019,7 @@
     <w:r>
       <w:tab/>
       <w:tab/>
-      <w:t>2026-10-28</w:t>
+      <w:t>2026-10-29</w:t>
       <w:br/>
       <w:br/>
     </w:r>

--- a/klagomål/A 2173-2026 FSC-klagomål.docx
+++ b/klagomål/A 2173-2026 FSC-klagomål.docx
@@ -1019,7 +1019,7 @@
     <w:r>
       <w:tab/>
       <w:tab/>
-      <w:t>2026-10-29</w:t>
+      <w:t>2026-10-31</w:t>
       <w:br/>
       <w:br/>
     </w:r>
